--- a/Assignment1.docx
+++ b/Assignment1.docx
@@ -1,6 +1,6 @@
 
 <file path=word/document.xml><?xml version="1.0" encoding="utf-8"?>
-<w:document xmlns:wpc="http://schemas.microsoft.com/office/word/2010/wordprocessingCanvas" xmlns:cx="http://schemas.microsoft.com/office/drawing/2014/chartex" xmlns:cx1="http://schemas.microsoft.com/office/drawing/2015/9/8/chartex" xmlns:cx2="http://schemas.microsoft.com/office/drawing/2015/10/21/chartex" xmlns:cx3="http://schemas.microsoft.com/office/drawing/2016/5/9/chartex" xmlns:cx4="http://schemas.microsoft.com/office/drawing/2016/5/10/chartex" xmlns:cx5="http://schemas.microsoft.com/office/drawing/2016/5/11/chartex" xmlns:cx6="http://schemas.microsoft.com/office/drawing/2016/5/12/chartex" xmlns:cx7="http://schemas.microsoft.com/office/drawing/2016/5/13/chartex" xmlns:cx8="http://schemas.microsoft.com/office/drawing/2016/5/14/chartex" xmlns:mc="http://schemas.openxmlformats.org/markup-compatibility/2006" xmlns:aink="http://schemas.microsoft.com/office/drawing/2016/ink" xmlns:am3d="http://schemas.microsoft.com/office/drawing/2017/model3d" xmlns:o="urn:schemas-microsoft-com:office:office" xmlns:oel="http://schemas.microsoft.com/office/2019/extlst" xmlns:r="http://schemas.openxmlformats.org/officeDocument/2006/relationships" xmlns:m="http://schemas.openxmlformats.org/officeDocument/2006/math" xmlns:v="urn:schemas-microsoft-com:vml" xmlns:wp14="http://schemas.microsoft.com/office/word/2010/wordprocessingDrawing" xmlns:wp="http://schemas.openxmlformats.org/drawingml/2006/wordprocessingDrawing" xmlns:w10="urn:schemas-microsoft-com:office:word" xmlns:w="http://schemas.openxmlformats.org/wordprocessingml/2006/main" xmlns:w14="http://schemas.microsoft.com/office/word/2010/wordml" xmlns:w15="http://schemas.microsoft.com/office/word/2012/wordml" xmlns:w16cex="http://schemas.microsoft.com/office/word/2018/wordml/cex" xmlns:w16cid="http://schemas.microsoft.com/office/word/2016/wordml/cid" xmlns:w16="http://schemas.microsoft.com/office/word/2018/wordml" xmlns:w16du="http://schemas.microsoft.com/office/word/2023/wordml/word16du" xmlns:w16sdtdh="http://schemas.microsoft.com/office/word/2020/wordml/sdtdatahash" xmlns:w16se="http://schemas.microsoft.com/office/word/2015/wordml/symex" xmlns:wpg="http://schemas.microsoft.com/office/word/2010/wordprocessingGroup" xmlns:wpi="http://schemas.microsoft.com/office/word/2010/wordprocessingInk" xmlns:wne="http://schemas.microsoft.com/office/word/2006/wordml" xmlns:wps="http://schemas.microsoft.com/office/word/2010/wordprocessingShape" xmlns:a="http://schemas.openxmlformats.org/drawingml/2006/main" xmlns:pic="http://schemas.openxmlformats.org/drawingml/2006/picture" mc:Ignorable="w14 w15 w16se w16cid w16 w16cex w16sdtdh w16du wp14">
+<w:document xmlns:wpc="http://schemas.microsoft.com/office/word/2010/wordprocessingCanvas" xmlns:cx="http://schemas.microsoft.com/office/drawing/2014/chartex" xmlns:cx1="http://schemas.microsoft.com/office/drawing/2015/9/8/chartex" xmlns:cx2="http://schemas.microsoft.com/office/drawing/2015/10/21/chartex" xmlns:cx3="http://schemas.microsoft.com/office/drawing/2016/5/9/chartex" xmlns:cx4="http://schemas.microsoft.com/office/drawing/2016/5/10/chartex" xmlns:cx5="http://schemas.microsoft.com/office/drawing/2016/5/11/chartex" xmlns:cx6="http://schemas.microsoft.com/office/drawing/2016/5/12/chartex" xmlns:cx7="http://schemas.microsoft.com/office/drawing/2016/5/13/chartex" xmlns:cx8="http://schemas.microsoft.com/office/drawing/2016/5/14/chartex" xmlns:mc="http://schemas.openxmlformats.org/markup-compatibility/2006" xmlns:aink="http://schemas.microsoft.com/office/drawing/2016/ink" xmlns:am3d="http://schemas.microsoft.com/office/drawing/2017/model3d" xmlns:o="urn:schemas-microsoft-com:office:office" xmlns:oel="http://schemas.microsoft.com/office/2019/extlst" xmlns:r="http://schemas.openxmlformats.org/officeDocument/2006/relationships" xmlns:m="http://schemas.openxmlformats.org/officeDocument/2006/math" xmlns:v="urn:schemas-microsoft-com:vml" xmlns:wp14="http://schemas.microsoft.com/office/word/2010/wordprocessingDrawing" xmlns:wp="http://schemas.openxmlformats.org/drawingml/2006/wordprocessingDrawing" xmlns:w10="urn:schemas-microsoft-com:office:word" xmlns:w="http://schemas.openxmlformats.org/wordprocessingml/2006/main" xmlns:w14="http://schemas.microsoft.com/office/word/2010/wordml" xmlns:w15="http://schemas.microsoft.com/office/word/2012/wordml" xmlns:w16cex="http://schemas.microsoft.com/office/word/2018/wordml/cex" xmlns:w16cid="http://schemas.microsoft.com/office/word/2016/wordml/cid" xmlns:w16="http://schemas.microsoft.com/office/word/2018/wordml" xmlns:w16du="http://schemas.microsoft.com/office/word/2023/wordml/word16du" xmlns:w16sdtdh="http://schemas.microsoft.com/office/word/2020/wordml/sdtdatahash" xmlns:w16sdtfl="http://schemas.microsoft.com/office/word/2024/wordml/sdtformatlock" xmlns:w16se="http://schemas.microsoft.com/office/word/2015/wordml/symex" xmlns:wpg="http://schemas.microsoft.com/office/word/2010/wordprocessingGroup" xmlns:wpi="http://schemas.microsoft.com/office/word/2010/wordprocessingInk" xmlns:wne="http://schemas.microsoft.com/office/word/2006/wordml" xmlns:wps="http://schemas.microsoft.com/office/word/2010/wordprocessingShape" mc:Ignorable="w14 w15 w16se w16cid w16 w16cex w16sdtdh w16sdtfl w16du wp14">
   <w:body>
     <w:p>
       <w:pPr>
@@ -29,66 +29,57 @@
           <w:numId w:val="5"/>
         </w:numPr>
         <w:spacing w:before="29" w:after="0" w:line="240" w:lineRule="auto"/>
-        <w:rPr/>
-      </w:pPr>
-      <w:r>
-        <w:rPr/>
-        <w:t xml:space="preserve">Install the </w:t>
-      </w:r>
-      <w:r>
-        <w:rPr/>
+      </w:pPr>
+      <w:proofErr w:type="gramStart"/>
+      <w:r>
+        <w:t>Install</w:t>
+      </w:r>
+      <w:proofErr w:type="gramEnd"/>
+      <w:r>
+        <w:t xml:space="preserve"> the </w:t>
+      </w:r>
+      <w:r>
         <w:t xml:space="preserve">latest version of the </w:t>
       </w:r>
       <w:r>
-        <w:rPr/>
         <w:t xml:space="preserve">following browsers </w:t>
       </w:r>
       <w:r>
-        <w:rPr/>
         <w:t>(</w:t>
       </w:r>
       <w:r>
-        <w:rPr/>
         <w:t xml:space="preserve">or the browser of your </w:t>
       </w:r>
       <w:r>
-        <w:rPr/>
-        <w:t>choice.</w:t>
-      </w:r>
-      <w:r>
-        <w:rPr/>
+        <w:t>choice</w:t>
+      </w:r>
+      <w:proofErr w:type="gramStart"/>
+      <w:r>
+        <w:t>.</w:t>
+      </w:r>
+      <w:r>
         <w:t xml:space="preserve"> </w:t>
       </w:r>
       <w:r>
-        <w:rPr/>
         <w:t>)</w:t>
       </w:r>
-      <w:r>
-        <w:rPr/>
-        <w:t xml:space="preserve"> </w:t>
-      </w:r>
-      <w:r>
-        <w:rPr/>
-        <w:t xml:space="preserve">Please check the checkbox </w:t>
-      </w:r>
-      <w:r>
-        <w:rPr/>
+      <w:proofErr w:type="gramEnd"/>
+      <w:r>
+        <w:t xml:space="preserve"> Please check the checkbox </w:t>
+      </w:r>
+      <w:r>
         <w:t xml:space="preserve">and write down the </w:t>
       </w:r>
       <w:r>
-        <w:rPr/>
         <w:t>version of</w:t>
       </w:r>
       <w:r>
-        <w:rPr/>
         <w:t xml:space="preserve"> your browser </w:t>
       </w:r>
       <w:r>
-        <w:rPr/>
         <w:t>once you are done.</w:t>
       </w:r>
       <w:r>
-        <w:rPr/>
         <w:t xml:space="preserve"> You need to have at least three different browsers to test your program. </w:t>
       </w:r>
     </w:p>
@@ -101,19 +92,29 @@
         </w:numPr>
         <w:spacing w:before="29" w:after="0" w:line="240" w:lineRule="auto"/>
         <w:ind w:firstLine="720"/>
-        <w:rPr/>
-      </w:pPr>
-      <w:r>
-        <w:rPr/>
+      </w:pPr>
+      <w:r>
         <w:t>Microsoft Edge or Safari</w:t>
       </w:r>
       <w:r>
-        <w:rPr/>
         <w:t xml:space="preserve"> </w:t>
       </w:r>
       <w:r>
-        <w:rPr/>
-        <w:t xml:space="preserve">    __________________________        </w:t>
+        <w:t xml:space="preserve">    </w:t>
+      </w:r>
+      <w:proofErr w:type="gramStart"/>
+      <w:r>
+        <w:t>Edge :</w:t>
+      </w:r>
+      <w:proofErr w:type="gramEnd"/>
+      <w:r>
+        <w:t xml:space="preserve"> </w:t>
+      </w:r>
+      <w:r>
+        <w:t>Version 152.0.4191.66</w:t>
+      </w:r>
+      <w:r>
+        <w:t xml:space="preserve">        </w:t>
       </w:r>
     </w:p>
     <w:p>
@@ -125,27 +126,29 @@
         </w:numPr>
         <w:spacing w:before="29" w:after="0" w:line="240" w:lineRule="auto"/>
         <w:ind w:firstLine="720"/>
-        <w:rPr/>
-      </w:pPr>
-      <w:r>
-        <w:rPr/>
-        <w:t>FireFox</w:t>
-      </w:r>
-      <w:r>
-        <w:rPr/>
-        <w:t xml:space="preserve">  </w:t>
-      </w:r>
-      <w:r>
-        <w:rPr/>
-        <w:t>or an</w:t>
-      </w:r>
-      <w:r>
-        <w:rPr/>
+      </w:pPr>
+      <w:proofErr w:type="gramStart"/>
+      <w:r>
+        <w:t xml:space="preserve">FireFox  </w:t>
+      </w:r>
+      <w:r>
+        <w:t>or</w:t>
+      </w:r>
+      <w:proofErr w:type="gramEnd"/>
+      <w:r>
+        <w:t xml:space="preserve"> an</w:t>
+      </w:r>
+      <w:r>
         <w:t>y other browser</w:t>
       </w:r>
       <w:r>
-        <w:rPr/>
-        <w:t xml:space="preserve">     _____________________________</w:t>
+        <w:t xml:space="preserve">     </w:t>
+      </w:r>
+      <w:r>
+        <w:t xml:space="preserve">Brave: </w:t>
+      </w:r>
+      <w:r>
+        <w:t>v 1.94.121</w:t>
       </w:r>
     </w:p>
     <w:p>
@@ -165,7 +168,10 @@
         <w:t xml:space="preserve"> </w:t>
       </w:r>
       <w:r>
-        <w:t xml:space="preserve">      ____________________________</w:t>
+        <w:t xml:space="preserve">      </w:t>
+      </w:r>
+      <w:r>
+        <w:t xml:space="preserve">Version 152.0.7977.83 </w:t>
       </w:r>
     </w:p>
     <w:p>
@@ -201,7 +207,6 @@
         </w:rPr>
       </w:pPr>
       <w:r>
-        <w:rPr/>
         <w:t xml:space="preserve">doc                         </w:t>
       </w:r>
     </w:p>
@@ -214,10 +219,8 @@
         </w:numPr>
         <w:spacing w:before="29" w:after="0" w:line="240" w:lineRule="auto"/>
         <w:ind w:left="2160" w:hanging="720"/>
-        <w:rPr/>
-      </w:pPr>
-      <w:r>
-        <w:rPr/>
+      </w:pPr>
+      <w:r>
         <w:t>img</w:t>
       </w:r>
     </w:p>
@@ -230,10 +233,8 @@
         </w:numPr>
         <w:spacing w:before="29" w:after="0" w:line="240" w:lineRule="auto"/>
         <w:ind w:left="2160" w:hanging="720"/>
-        <w:rPr/>
-      </w:pPr>
-      <w:r>
-        <w:rPr/>
+      </w:pPr>
+      <w:r>
         <w:t>css</w:t>
       </w:r>
     </w:p>
@@ -246,15 +247,9 @@
         </w:numPr>
         <w:spacing w:before="29" w:after="0" w:line="240" w:lineRule="auto"/>
         <w:ind w:left="2160" w:hanging="720"/>
-        <w:rPr/>
-      </w:pPr>
-      <w:r>
-        <w:rPr/>
-        <w:t>js</w:t>
-      </w:r>
-      <w:r>
-        <w:rPr/>
-        <w:t xml:space="preserve">        </w:t>
+      </w:pPr>
+      <w:r>
+        <w:t xml:space="preserve">js        </w:t>
       </w:r>
     </w:p>
     <w:p>
@@ -266,61 +261,68 @@
         </w:numPr>
         <w:spacing w:before="29" w:after="0" w:line="240" w:lineRule="auto"/>
         <w:rPr>
-          <w:b w:val="1"/>
-          <w:bCs w:val="1"/>
-        </w:rPr>
-      </w:pPr>
-      <w:r>
-        <w:rPr/>
-        <w:t xml:space="preserve">Please created a HTML5 document </w:t>
-      </w:r>
-      <w:r>
-        <w:rPr/>
+          <w:b/>
+          <w:bCs/>
+        </w:rPr>
+      </w:pPr>
+      <w:r>
+        <w:t xml:space="preserve">Please </w:t>
+      </w:r>
+      <w:proofErr w:type="gramStart"/>
+      <w:r>
+        <w:t>created</w:t>
+      </w:r>
+      <w:proofErr w:type="gramEnd"/>
+      <w:r>
+        <w:t xml:space="preserve"> a HTML5 document </w:t>
+      </w:r>
+      <w:proofErr w:type="gramStart"/>
+      <w:r>
         <w:t>that</w:t>
       </w:r>
       <w:r>
-        <w:rPr/>
         <w:t>.(</w:t>
       </w:r>
-      <w:r>
-        <w:rPr>
-          <w:b w:val="1"/>
-          <w:bCs w:val="1"/>
+      <w:proofErr w:type="gramEnd"/>
+      <w:r>
+        <w:rPr>
+          <w:b/>
+          <w:bCs/>
         </w:rPr>
         <w:t xml:space="preserve">Do not </w:t>
       </w:r>
       <w:r>
         <w:rPr>
-          <w:b w:val="1"/>
-          <w:bCs w:val="1"/>
+          <w:b/>
+          <w:bCs/>
         </w:rPr>
         <w:t>use</w:t>
       </w:r>
       <w:r>
         <w:rPr>
-          <w:b w:val="1"/>
-          <w:bCs w:val="1"/>
+          <w:b/>
+          <w:bCs/>
         </w:rPr>
         <w:t xml:space="preserve"> any style attribute or </w:t>
       </w:r>
       <w:r>
         <w:rPr>
-          <w:b w:val="1"/>
-          <w:bCs w:val="1"/>
+          <w:b/>
+          <w:bCs/>
         </w:rPr>
         <w:t xml:space="preserve">embedded </w:t>
       </w:r>
       <w:r>
         <w:rPr>
-          <w:b w:val="1"/>
-          <w:bCs w:val="1"/>
+          <w:b/>
+          <w:bCs/>
         </w:rPr>
         <w:t>CSS in the file)</w:t>
       </w:r>
       <w:r>
         <w:rPr>
-          <w:b w:val="1"/>
-          <w:bCs w:val="1"/>
+          <w:b/>
+          <w:bCs/>
         </w:rPr>
         <w:t xml:space="preserve"> </w:t>
       </w:r>
@@ -361,18 +363,46 @@
         <w:t>T</w:t>
       </w:r>
       <w:r>
-        <w:t>itle of the document:  CSCI225</w:t>
-      </w:r>
+        <w:t>itle of the document</w:t>
+      </w:r>
+      <w:proofErr w:type="gramStart"/>
+      <w:r>
+        <w:t>:  CSCI225</w:t>
+      </w:r>
+      <w:proofErr w:type="gramEnd"/>
       <w:r>
         <w:t xml:space="preserve"> Homepage </w:t>
       </w:r>
       <w:proofErr w:type="gramStart"/>
       <w:r>
-        <w:t>of  _</w:t>
+        <w:t xml:space="preserve">of  </w:t>
+      </w:r>
+      <w:r>
+        <w:rPr>
+          <w:color w:val="EE0000"/>
+        </w:rPr>
+        <w:t>James</w:t>
       </w:r>
       <w:proofErr w:type="gramEnd"/>
       <w:r>
-        <w:t>______  (Put your name)</w:t>
+        <w:rPr>
+          <w:color w:val="EE0000"/>
+        </w:rPr>
+        <w:t xml:space="preserve"> Riley </w:t>
+      </w:r>
+      <w:proofErr w:type="gramStart"/>
+      <w:r>
+        <w:rPr>
+          <w:color w:val="EE0000"/>
+        </w:rPr>
+        <w:t>Stroud</w:t>
+      </w:r>
+      <w:r>
+        <w:t xml:space="preserve">  (</w:t>
+      </w:r>
+      <w:proofErr w:type="gramEnd"/>
+      <w:r>
+        <w:t>Put your name)</w:t>
       </w:r>
     </w:p>
     <w:p>
@@ -384,38 +414,16 @@
         </w:numPr>
         <w:spacing w:before="29" w:after="0" w:line="240" w:lineRule="auto"/>
         <w:ind w:left="1440"/>
-        <w:rPr>
-          <w:b w:val="0"/>
-          <w:bCs w:val="0"/>
-        </w:rPr>
-      </w:pPr>
-      <w:r>
-        <w:rPr>
-          <w:b w:val="1"/>
-          <w:bCs w:val="1"/>
-        </w:rPr>
-        <w:t xml:space="preserve">Header </w:t>
-      </w:r>
-      <w:r>
-        <w:rPr>
-          <w:b w:val="1"/>
-          <w:bCs w:val="1"/>
-        </w:rPr>
-        <w:t>Element</w:t>
-      </w:r>
-      <w:r>
-        <w:rPr>
-          <w:b w:val="0"/>
-          <w:bCs w:val="0"/>
-        </w:rPr>
-        <w:t>(</w:t>
-      </w:r>
-      <w:r>
-        <w:rPr>
-          <w:b w:val="0"/>
-          <w:bCs w:val="0"/>
-        </w:rPr>
-        <w:t>&lt;header&gt;)</w:t>
+      </w:pPr>
+      <w:r>
+        <w:rPr>
+          <w:b/>
+          <w:bCs/>
+        </w:rPr>
+        <w:t>Header Element</w:t>
+      </w:r>
+      <w:r>
+        <w:t>(&lt;header&gt;)</w:t>
       </w:r>
     </w:p>
     <w:p>
@@ -424,33 +432,30 @@
         <w:spacing w:before="29" w:after="0" w:line="240" w:lineRule="auto"/>
         <w:ind w:left="1350" w:firstLine="720"/>
         <w:rPr>
-          <w:b w:val="1"/>
-          <w:bCs w:val="1"/>
-        </w:rPr>
-      </w:pPr>
-      <w:r>
-        <w:rPr/>
+          <w:b/>
+          <w:bCs/>
+        </w:rPr>
+      </w:pPr>
+      <w:r>
         <w:t xml:space="preserve">  </w:t>
       </w:r>
       <w:r>
-        <w:rPr/>
         <w:t>Contains an unordered list of at least five items</w:t>
       </w:r>
       <w:r>
-        <w:rPr/>
         <w:t xml:space="preserve"> – </w:t>
       </w:r>
       <w:r>
         <w:rPr>
-          <w:b w:val="1"/>
-          <w:bCs w:val="1"/>
+          <w:b/>
+          <w:bCs/>
         </w:rPr>
         <w:t>nav</w:t>
       </w:r>
       <w:r>
         <w:rPr>
-          <w:b w:val="1"/>
-          <w:bCs w:val="1"/>
+          <w:b/>
+          <w:bCs/>
         </w:rPr>
         <w:t xml:space="preserve"> element</w:t>
       </w:r>
@@ -506,31 +511,23 @@
         </w:numPr>
         <w:spacing w:before="29" w:after="0" w:line="240" w:lineRule="auto"/>
         <w:ind w:firstLine="1350"/>
-        <w:rPr/>
-      </w:pPr>
-      <w:r>
-        <w:rPr/>
+      </w:pPr>
+      <w:r>
         <w:t xml:space="preserve">Internal link </w:t>
       </w:r>
-      <w:r>
-        <w:rPr/>
+      <w:proofErr w:type="gramStart"/>
+      <w:r>
         <w:t xml:space="preserve">to </w:t>
       </w:r>
       <w:r>
-        <w:rPr/>
         <w:t xml:space="preserve"> </w:t>
       </w:r>
       <w:r>
-        <w:rPr/>
         <w:t>Schedule</w:t>
       </w:r>
-      <w:r>
-        <w:rPr/>
-        <w:t xml:space="preserve"> </w:t>
-      </w:r>
-      <w:r>
-        <w:rPr/>
-        <w:t>Section</w:t>
+      <w:proofErr w:type="gramEnd"/>
+      <w:r>
+        <w:t xml:space="preserve"> Section</w:t>
       </w:r>
     </w:p>
     <w:p>
@@ -542,10 +539,8 @@
         </w:numPr>
         <w:spacing w:before="29" w:after="0" w:line="240" w:lineRule="auto"/>
         <w:ind w:firstLine="1350"/>
-        <w:rPr/>
-      </w:pPr>
-      <w:r>
-        <w:rPr/>
+      </w:pPr>
+      <w:r>
         <w:t>Other links of your choice</w:t>
       </w:r>
     </w:p>
@@ -565,72 +560,38 @@
         </w:numPr>
         <w:spacing w:before="29" w:after="0" w:line="240" w:lineRule="auto"/>
         <w:ind w:firstLine="720"/>
-        <w:rPr>
-          <w:b w:val="0"/>
-          <w:bCs w:val="0"/>
-        </w:rPr>
-      </w:pPr>
-      <w:r>
-        <w:rPr>
-          <w:b w:val="1"/>
-          <w:bCs w:val="1"/>
+      </w:pPr>
+      <w:r>
+        <w:rPr>
+          <w:b/>
+          <w:bCs/>
         </w:rPr>
         <w:t xml:space="preserve">Main Content Area </w:t>
       </w:r>
       <w:r>
-        <w:rPr>
-          <w:b w:val="0"/>
-          <w:bCs w:val="0"/>
-        </w:rPr>
         <w:t>(&lt;</w:t>
       </w:r>
       <w:r>
-        <w:rPr>
-          <w:b w:val="0"/>
-          <w:bCs w:val="0"/>
-        </w:rPr>
         <w:t>main</w:t>
       </w:r>
-      <w:r>
-        <w:rPr>
-          <w:b w:val="0"/>
-          <w:bCs w:val="0"/>
-        </w:rPr>
+      <w:proofErr w:type="gramStart"/>
+      <w:r>
         <w:t xml:space="preserve">&gt; </w:t>
       </w:r>
       <w:r>
-        <w:rPr>
-          <w:b w:val="0"/>
-          <w:bCs w:val="0"/>
-        </w:rPr>
         <w:t>,</w:t>
       </w:r>
-      <w:r>
-        <w:rPr>
-          <w:b w:val="0"/>
-          <w:bCs w:val="0"/>
-        </w:rPr>
+      <w:proofErr w:type="gramEnd"/>
+      <w:r>
         <w:t xml:space="preserve"> </w:t>
       </w:r>
       <w:r>
-        <w:rPr>
-          <w:b w:val="0"/>
-          <w:bCs w:val="0"/>
-        </w:rPr>
         <w:t>&lt;section&gt;</w:t>
       </w:r>
       <w:r>
-        <w:rPr>
-          <w:b w:val="0"/>
-          <w:bCs w:val="0"/>
-        </w:rPr>
         <w:t xml:space="preserve"> or &lt;article&gt;</w:t>
       </w:r>
       <w:r>
-        <w:rPr>
-          <w:b w:val="0"/>
-          <w:bCs w:val="0"/>
-        </w:rPr>
         <w:t>)</w:t>
       </w:r>
     </w:p>
@@ -641,38 +602,28 @@
         <w:ind w:left="1440" w:firstLine="720"/>
       </w:pPr>
       <w:r>
-        <w:rPr/>
-        <w:t>Contains</w:t>
-      </w:r>
-      <w:r>
-        <w:rPr/>
-        <w:t xml:space="preserve"> an Introduction Section</w:t>
-      </w:r>
-      <w:r>
-        <w:rPr/>
+        <w:t>Contains an Introduction Section</w:t>
+      </w:r>
+      <w:r>
         <w:t xml:space="preserve"> – </w:t>
       </w:r>
       <w:r>
-        <w:rPr/>
         <w:t xml:space="preserve">&lt;section&gt; </w:t>
       </w:r>
       <w:r>
-        <w:rPr/>
         <w:t xml:space="preserve">with class name </w:t>
       </w:r>
       <w:r>
-        <w:rPr/>
         <w:t>i</w:t>
       </w:r>
       <w:r>
         <w:rPr>
-          <w:b w:val="1"/>
-          <w:bCs w:val="1"/>
+          <w:b/>
+          <w:bCs/>
         </w:rPr>
         <w:t>ntroduction</w:t>
       </w:r>
       <w:r>
-        <w:rPr/>
         <w:t xml:space="preserve"> </w:t>
       </w:r>
     </w:p>
@@ -685,26 +636,22 @@
         </w:numPr>
         <w:spacing w:before="29" w:after="0" w:line="240" w:lineRule="auto"/>
         <w:ind w:firstLine="1350"/>
-        <w:rPr/>
-      </w:pPr>
-      <w:r>
-        <w:rPr/>
+      </w:pPr>
+      <w:r>
         <w:t>Use h</w:t>
       </w:r>
       <w:r>
-        <w:rPr/>
         <w:t>2</w:t>
       </w:r>
       <w:r>
-        <w:rPr/>
         <w:t xml:space="preserve"> for Section </w:t>
       </w:r>
-      <w:r>
-        <w:rPr/>
+      <w:proofErr w:type="gramStart"/>
+      <w:r>
         <w:t>Title  “</w:t>
       </w:r>
-      <w:r>
-        <w:rPr/>
+      <w:proofErr w:type="gramEnd"/>
+      <w:r>
         <w:t>Introduction”</w:t>
       </w:r>
     </w:p>
@@ -717,34 +664,22 @@
         </w:numPr>
         <w:spacing w:before="29" w:after="0" w:line="240" w:lineRule="auto"/>
         <w:ind w:firstLine="1350"/>
-        <w:rPr/>
-      </w:pPr>
-      <w:r>
-        <w:rPr/>
-        <w:t xml:space="preserve">Use p for a paragraph that </w:t>
-      </w:r>
-      <w:r>
-        <w:rPr/>
-        <w:t>contains</w:t>
-      </w:r>
-      <w:r>
-        <w:rPr/>
-        <w:t xml:space="preserve"> a brief introduction</w:t>
-      </w:r>
-      <w:r>
-        <w:rPr/>
+      </w:pPr>
+      <w:r>
+        <w:t>Use p for a paragraph that contains a brief introduction</w:t>
+      </w:r>
+      <w:r>
         <w:t xml:space="preserve"> about </w:t>
       </w:r>
-      <w:r>
-        <w:rPr/>
+      <w:proofErr w:type="gramStart"/>
+      <w:r>
         <w:t>yourselves.(</w:t>
       </w:r>
-      <w:r>
-        <w:rPr/>
+      <w:proofErr w:type="gramEnd"/>
+      <w:r>
         <w:t>4 to 5 sentences)</w:t>
       </w:r>
       <w:r>
-        <w:rPr/>
         <w:t xml:space="preserve"> </w:t>
       </w:r>
     </w:p>
@@ -757,10 +692,8 @@
         </w:numPr>
         <w:spacing w:before="29" w:after="0" w:line="240" w:lineRule="auto"/>
         <w:ind w:firstLine="1350"/>
-        <w:rPr/>
-      </w:pPr>
-      <w:r>
-        <w:rPr/>
+      </w:pPr>
+      <w:r>
         <w:t>Use IMG to insert a picture of your choice in this section</w:t>
       </w:r>
     </w:p>
@@ -771,41 +704,33 @@
         <w:ind w:left="1440" w:firstLine="720"/>
       </w:pPr>
       <w:r>
-        <w:rPr/>
         <w:t>Contain</w:t>
       </w:r>
       <w:r>
-        <w:rPr/>
         <w:t>s</w:t>
       </w:r>
       <w:r>
-        <w:rPr/>
         <w:t xml:space="preserve"> a </w:t>
       </w:r>
       <w:r>
-        <w:rPr/>
         <w:t>Portfolio</w:t>
       </w:r>
       <w:r>
-        <w:rPr/>
         <w:t xml:space="preserve"> Section</w:t>
       </w:r>
       <w:r>
-        <w:rPr/>
         <w:t>—</w:t>
       </w:r>
       <w:r>
-        <w:rPr/>
         <w:t>&lt;section&gt;</w:t>
       </w:r>
       <w:r>
-        <w:rPr/>
         <w:t xml:space="preserve"> with class name </w:t>
       </w:r>
       <w:r>
         <w:rPr>
-          <w:b w:val="1"/>
-          <w:bCs w:val="1"/>
+          <w:b/>
+          <w:bCs/>
         </w:rPr>
         <w:t>portfolio</w:t>
       </w:r>
@@ -819,34 +744,28 @@
         </w:numPr>
         <w:spacing w:before="29" w:after="0" w:line="240" w:lineRule="auto"/>
         <w:ind w:firstLine="1350"/>
-        <w:rPr/>
-      </w:pPr>
-      <w:r>
-        <w:rPr/>
+      </w:pPr>
+      <w:r>
         <w:t xml:space="preserve">Use </w:t>
       </w:r>
       <w:r>
-        <w:rPr/>
         <w:t>h</w:t>
       </w:r>
       <w:r>
-        <w:rPr/>
         <w:t xml:space="preserve">2 </w:t>
       </w:r>
       <w:r>
-        <w:rPr/>
         <w:t xml:space="preserve">for Section </w:t>
       </w:r>
-      <w:r>
-        <w:rPr/>
+      <w:proofErr w:type="gramStart"/>
+      <w:r>
         <w:t>Title  “</w:t>
       </w:r>
-      <w:r>
-        <w:rPr/>
+      <w:proofErr w:type="gramEnd"/>
+      <w:r>
         <w:t>Portfolio</w:t>
       </w:r>
       <w:r>
-        <w:rPr/>
         <w:t>”</w:t>
       </w:r>
     </w:p>
@@ -882,7 +801,6 @@
         </w:numPr>
         <w:spacing w:before="29" w:after="0" w:line="240" w:lineRule="auto"/>
         <w:ind w:firstLine="1350"/>
-        <w:rPr/>
       </w:pPr>
       <w:r>
         <w:rPr>
@@ -897,22 +815,17 @@
         <w:spacing w:before="29" w:after="0" w:line="240" w:lineRule="auto"/>
         <w:ind w:left="1440" w:firstLine="720"/>
         <w:rPr>
-          <w:b w:val="1"/>
-          <w:bCs w:val="1"/>
-        </w:rPr>
-      </w:pPr>
-      <w:r>
-        <w:rPr/>
-        <w:t>Contains</w:t>
-      </w:r>
-      <w:r>
-        <w:rPr/>
-        <w:t xml:space="preserve"> a Schedule Section--- &lt;section&gt; with class name </w:t>
-      </w:r>
-      <w:r>
-        <w:rPr>
-          <w:b w:val="1"/>
-          <w:bCs w:val="1"/>
+          <w:b/>
+          <w:bCs/>
+        </w:rPr>
+      </w:pPr>
+      <w:r>
+        <w:t xml:space="preserve">Contains a Schedule Section--- &lt;section&gt; with class name </w:t>
+      </w:r>
+      <w:r>
+        <w:rPr>
+          <w:b/>
+          <w:bCs/>
         </w:rPr>
         <w:t>schedule</w:t>
       </w:r>
@@ -926,10 +839,8 @@
         </w:numPr>
         <w:spacing w:before="29" w:after="0" w:line="240" w:lineRule="auto"/>
         <w:ind w:firstLine="1350"/>
-        <w:rPr/>
-      </w:pPr>
-      <w:r>
-        <w:rPr/>
+      </w:pPr>
+      <w:r>
         <w:t>Use h2 for Section Title “Schedule”</w:t>
       </w:r>
     </w:p>
@@ -942,53 +853,25 @@
         </w:numPr>
         <w:spacing w:before="29" w:after="0" w:line="240" w:lineRule="auto"/>
         <w:ind w:left="2790" w:hanging="720"/>
-        <w:rPr>
-          <w:sz w:val="22"/>
-          <w:szCs w:val="22"/>
-        </w:rPr>
-      </w:pPr>
-      <w:r>
-        <w:rPr/>
-        <w:t xml:space="preserve">  Create a simple table to show your current course schedule.</w:t>
-      </w:r>
-      <w:r>
-        <w:rPr/>
+      </w:pPr>
+      <w:r>
+        <w:t xml:space="preserve">  Create a simple table to show your current course schedule. (Please </w:t>
+      </w:r>
+      <w:r>
+        <w:rPr>
+          <w:b/>
+          <w:bCs/>
+        </w:rPr>
+        <w:t>do not share</w:t>
+      </w:r>
+      <w:r>
+        <w:t xml:space="preserve"> your real  </w:t>
+      </w:r>
+      <w:r>
         <w:t xml:space="preserve"> </w:t>
       </w:r>
       <w:r>
-        <w:rPr/>
-        <w:t xml:space="preserve">(Please </w:t>
-      </w:r>
-      <w:r>
-        <w:rPr>
-          <w:b w:val="1"/>
-          <w:bCs w:val="1"/>
-        </w:rPr>
-        <w:t>do not share</w:t>
-      </w:r>
-      <w:r>
-        <w:rPr/>
-        <w:t xml:space="preserve"> your </w:t>
-      </w:r>
-      <w:r>
-        <w:rPr/>
-        <w:t xml:space="preserve">real  </w:t>
-      </w:r>
-      <w:r>
-        <w:rPr/>
-        <w:t xml:space="preserve"> </w:t>
-      </w:r>
-      <w:r>
-        <w:rPr/>
-        <w:t>schedule</w:t>
-      </w:r>
-      <w:r>
-        <w:rPr/>
-        <w:t xml:space="preserve"> if you have privacy concerns</w:t>
-      </w:r>
-      <w:r>
-        <w:rPr/>
-        <w:t>)</w:t>
+        <w:t>schedule if you have privacy concerns)</w:t>
       </w:r>
     </w:p>
     <w:p>
@@ -1000,18 +883,17 @@
         </w:numPr>
         <w:spacing w:before="29" w:after="0" w:line="240" w:lineRule="auto"/>
         <w:ind w:firstLine="1350"/>
-        <w:rPr>
-          <w:sz w:val="22"/>
-          <w:szCs w:val="22"/>
-        </w:rPr>
-      </w:pPr>
-      <w:r>
-        <w:rPr/>
-        <w:t>(Extra Credit) You may create a complex table as the one on the back</w:t>
-      </w:r>
-      <w:r>
-        <w:rPr/>
-        <w:t>.</w:t>
+      </w:pPr>
+      <w:r>
+        <w:t xml:space="preserve">(Extra Credit) You may create a complex table </w:t>
+      </w:r>
+      <w:proofErr w:type="gramStart"/>
+      <w:r>
+        <w:t>as</w:t>
+      </w:r>
+      <w:proofErr w:type="gramEnd"/>
+      <w:r>
+        <w:t xml:space="preserve"> the one on the back.</w:t>
       </w:r>
     </w:p>
     <w:p>
@@ -1019,10 +901,6 @@
         <w:pStyle w:val="ListParagraph"/>
         <w:spacing w:before="29" w:after="0" w:line="240" w:lineRule="auto"/>
         <w:ind w:left="2070" w:firstLine="1350"/>
-        <w:rPr>
-          <w:b w:val="0"/>
-          <w:bCs w:val="0"/>
-        </w:rPr>
       </w:pPr>
     </w:p>
     <w:p>
@@ -1034,23 +912,15 @@
         </w:numPr>
         <w:spacing w:before="29" w:after="0" w:line="240" w:lineRule="auto"/>
         <w:ind w:firstLine="720"/>
-        <w:rPr>
-          <w:b w:val="0"/>
-          <w:bCs w:val="0"/>
-        </w:rPr>
-      </w:pPr>
-      <w:r>
-        <w:rPr>
-          <w:b w:val="1"/>
-          <w:bCs w:val="1"/>
+      </w:pPr>
+      <w:r>
+        <w:rPr>
+          <w:b/>
+          <w:bCs/>
         </w:rPr>
         <w:t xml:space="preserve">Sidebar Area </w:t>
       </w:r>
       <w:r>
-        <w:rPr>
-          <w:b w:val="0"/>
-          <w:bCs w:val="0"/>
-        </w:rPr>
         <w:t>(&lt;aside&gt;)</w:t>
       </w:r>
     </w:p>
@@ -1061,15 +931,14 @@
         <w:ind w:left="1440" w:firstLine="720"/>
       </w:pPr>
       <w:r>
-        <w:rPr/>
         <w:t xml:space="preserve">Use h2 for Section </w:t>
       </w:r>
-      <w:r>
-        <w:rPr/>
+      <w:proofErr w:type="gramStart"/>
+      <w:r>
         <w:t>Title  “</w:t>
       </w:r>
-      <w:r>
-        <w:rPr/>
+      <w:proofErr w:type="gramEnd"/>
+      <w:r>
         <w:t>Assignment”</w:t>
       </w:r>
     </w:p>
@@ -1080,26 +949,23 @@
         <w:ind w:left="1440" w:firstLine="720"/>
       </w:pPr>
       <w:r>
-        <w:rPr/>
-        <w:t>Contains an ordered list of homework assignment</w:t>
-      </w:r>
-    </w:p>
-    <w:p>
-      <w:pPr>
-        <w:pStyle w:val="ListParagraph"/>
-        <w:spacing w:before="29" w:after="0" w:line="240" w:lineRule="auto"/>
-        <w:ind w:left="720"/>
-      </w:pPr>
-      <w:r>
-        <w:rPr/>
-        <w:t xml:space="preserve">                            </w:t>
-      </w:r>
-      <w:r>
-        <w:rPr/>
-        <w:t>The first item is a link to Assignment1.</w:t>
-      </w:r>
-      <w:r>
-        <w:rPr/>
+        <w:t xml:space="preserve">Contains an ordered list of homework </w:t>
+      </w:r>
+      <w:proofErr w:type="gramStart"/>
+      <w:r>
+        <w:t>assignment</w:t>
+      </w:r>
+      <w:proofErr w:type="gramEnd"/>
+    </w:p>
+    <w:p>
+      <w:pPr>
+        <w:pStyle w:val="ListParagraph"/>
+        <w:spacing w:before="29" w:after="0" w:line="240" w:lineRule="auto"/>
+      </w:pPr>
+      <w:r>
+        <w:t xml:space="preserve">                            The first item is a link to Assignment1.</w:t>
+      </w:r>
+      <w:r>
         <w:t>docx</w:t>
       </w:r>
     </w:p>
@@ -1108,10 +974,6 @@
         <w:pStyle w:val="ListParagraph"/>
         <w:spacing w:before="29" w:after="0" w:line="240" w:lineRule="auto"/>
         <w:ind w:left="1440" w:firstLine="720"/>
-        <w:rPr>
-          <w:b w:val="0"/>
-          <w:bCs w:val="0"/>
-        </w:rPr>
       </w:pPr>
     </w:p>
     <w:p>
@@ -1123,17 +985,16 @@
         </w:numPr>
         <w:spacing w:before="29" w:after="0" w:line="240" w:lineRule="auto"/>
         <w:ind w:firstLine="720"/>
-        <w:rPr/>
-      </w:pPr>
-      <w:r>
-        <w:rPr>
-          <w:b w:val="1"/>
-          <w:bCs w:val="1"/>
-        </w:rPr>
+      </w:pPr>
+      <w:r>
+        <w:rPr>
+          <w:b/>
+          <w:bCs/>
+        </w:rPr>
+        <w:lastRenderedPageBreak/>
         <w:t>Footer Area</w:t>
       </w:r>
       <w:r>
-        <w:rPr/>
         <w:t xml:space="preserve"> (&lt;footer&gt;)</w:t>
       </w:r>
     </w:p>
@@ -1144,22 +1005,21 @@
         <w:ind w:left="1440" w:firstLine="720"/>
       </w:pPr>
       <w:r>
-        <w:rPr/>
         <w:t>Contains a Contact Information Section—</w:t>
       </w:r>
-      <w:r>
-        <w:rPr/>
+      <w:proofErr w:type="gramStart"/>
+      <w:r>
         <w:t xml:space="preserve">use  </w:t>
       </w:r>
       <w:r>
         <w:rPr>
-          <w:b w:val="1"/>
-          <w:bCs w:val="1"/>
+          <w:b/>
+          <w:bCs/>
         </w:rPr>
         <w:t>addresss</w:t>
       </w:r>
-      <w:r>
-        <w:rPr/>
+      <w:proofErr w:type="gramEnd"/>
+      <w:r>
         <w:t xml:space="preserve"> element</w:t>
       </w:r>
     </w:p>
@@ -1196,7 +1056,15 @@
         <w:ind w:firstLine="1350"/>
       </w:pPr>
       <w:r>
-        <w:t>Contains a mail to link to your email address</w:t>
+        <w:t xml:space="preserve">Contains a </w:t>
+      </w:r>
+      <w:proofErr w:type="gramStart"/>
+      <w:r>
+        <w:t>mail to</w:t>
+      </w:r>
+      <w:proofErr w:type="gramEnd"/>
+      <w:r>
+        <w:t xml:space="preserve"> link to your email address</w:t>
       </w:r>
     </w:p>
     <w:p>
@@ -1222,10 +1090,8 @@
         </w:numPr>
         <w:spacing w:before="29" w:after="0" w:line="240" w:lineRule="auto"/>
         <w:ind w:firstLine="1350"/>
-        <w:rPr/>
-      </w:pPr>
-      <w:r>
-        <w:rPr/>
+      </w:pPr>
+      <w:r>
         <w:t>Please do not put your cell phone and/or home address on public website</w:t>
       </w:r>
     </w:p>
@@ -1236,12 +1102,7 @@
         <w:ind w:left="1440" w:firstLine="630"/>
       </w:pPr>
       <w:r>
-        <w:rPr/>
-        <w:t>Contains</w:t>
-      </w:r>
-      <w:r>
-        <w:rPr/>
-        <w:t xml:space="preserve"> a Copyright Section </w:t>
+        <w:t xml:space="preserve">Contains a Copyright Section </w:t>
       </w:r>
     </w:p>
     <w:p>
@@ -1260,27 +1121,53 @@
         </w:numPr>
         <w:spacing w:before="29" w:after="0" w:line="240" w:lineRule="auto"/>
         <w:ind w:firstLine="720"/>
-        <w:rPr/>
-      </w:pPr>
-      <w:r>
-        <w:rPr/>
-        <w:t>Use at least three decoration/editorial tags which were not covered in class</w:t>
-      </w:r>
-      <w:r>
-        <w:rPr/>
-        <w:t xml:space="preserve">.  </w:t>
-      </w:r>
-      <w:r>
-        <w:rPr/>
-        <w:t xml:space="preserve">Tag </w:t>
-      </w:r>
-      <w:r>
-        <w:rPr/>
-        <w:t>names are</w:t>
-      </w:r>
-      <w:r>
-        <w:rPr/>
-        <w:t xml:space="preserve">  ________________________________________</w:t>
+      </w:pPr>
+      <w:r>
+        <w:t xml:space="preserve">Use at least three decoration/editorial tags which were not covered in class.  Tag </w:t>
+      </w:r>
+      <w:r>
+        <w:t xml:space="preserve">names </w:t>
+      </w:r>
+      <w:proofErr w:type="gramStart"/>
+      <w:r>
+        <w:t>are</w:t>
+      </w:r>
+      <w:r>
+        <w:t xml:space="preserve">  </w:t>
+      </w:r>
+      <w:r>
+        <w:rPr>
+          <w:color w:val="EE0000"/>
+        </w:rPr>
+        <w:t>_</w:t>
+      </w:r>
+      <w:proofErr w:type="gramEnd"/>
+      <w:r>
+        <w:rPr>
+          <w:color w:val="EE0000"/>
+        </w:rPr>
+        <w:t>________________</w:t>
+      </w:r>
+      <w:r>
+        <w:rPr>
+          <w:color w:val="EE0000"/>
+        </w:rPr>
+        <w:t>&lt;Strong&gt; &lt;</w:t>
+      </w:r>
+      <w:r>
+        <w:rPr>
+          <w:color w:val="EE0000"/>
+        </w:rPr>
+        <w:t>Adress</w:t>
+      </w:r>
+      <w:r>
+        <w:rPr>
+          <w:color w:val="EE0000"/>
+        </w:rPr>
+        <w:t>&gt; &lt;mark&gt;</w:t>
+      </w:r>
+      <w:r>
+        <w:t>_______________________</w:t>
       </w:r>
     </w:p>
     <w:p>
@@ -1525,7 +1412,7 @@
       </w:r>
     </w:p>
     <w:sectPr>
-      <w:pgSz w:w="12240" w:h="15840" w:orient="portrait"/>
+      <w:pgSz w:w="12240" w:h="15840"/>
       <w:pgMar w:top="900" w:right="360" w:bottom="1440" w:left="510" w:header="720" w:footer="720" w:gutter="0"/>
       <w:cols w:space="720"/>
     </w:sectPr>
@@ -1534,7 +1421,7 @@
 </file>
 
 <file path=word/endnotes.xml><?xml version="1.0" encoding="utf-8"?>
-<w:endnotes xmlns:wpc="http://schemas.microsoft.com/office/word/2010/wordprocessingCanvas" xmlns:cx="http://schemas.microsoft.com/office/drawing/2014/chartex" xmlns:cx1="http://schemas.microsoft.com/office/drawing/2015/9/8/chartex" xmlns:cx2="http://schemas.microsoft.com/office/drawing/2015/10/21/chartex" xmlns:cx3="http://schemas.microsoft.com/office/drawing/2016/5/9/chartex" xmlns:cx4="http://schemas.microsoft.com/office/drawing/2016/5/10/chartex" xmlns:cx5="http://schemas.microsoft.com/office/drawing/2016/5/11/chartex" xmlns:cx6="http://schemas.microsoft.com/office/drawing/2016/5/12/chartex" xmlns:cx7="http://schemas.microsoft.com/office/drawing/2016/5/13/chartex" xmlns:cx8="http://schemas.microsoft.com/office/drawing/2016/5/14/chartex" xmlns:mc="http://schemas.openxmlformats.org/markup-compatibility/2006" xmlns:aink="http://schemas.microsoft.com/office/drawing/2016/ink" xmlns:am3d="http://schemas.microsoft.com/office/drawing/2017/model3d" xmlns:o="urn:schemas-microsoft-com:office:office" xmlns:oel="http://schemas.microsoft.com/office/2019/extlst" xmlns:r="http://schemas.openxmlformats.org/officeDocument/2006/relationships" xmlns:m="http://schemas.openxmlformats.org/officeDocument/2006/math" xmlns:v="urn:schemas-microsoft-com:vml" xmlns:wp14="http://schemas.microsoft.com/office/word/2010/wordprocessingDrawing" xmlns:wp="http://schemas.openxmlformats.org/drawingml/2006/wordprocessingDrawing" xmlns:w10="urn:schemas-microsoft-com:office:word" xmlns:w="http://schemas.openxmlformats.org/wordprocessingml/2006/main" xmlns:w14="http://schemas.microsoft.com/office/word/2010/wordml" xmlns:w15="http://schemas.microsoft.com/office/word/2012/wordml" xmlns:w16cex="http://schemas.microsoft.com/office/word/2018/wordml/cex" xmlns:w16cid="http://schemas.microsoft.com/office/word/2016/wordml/cid" xmlns:w16="http://schemas.microsoft.com/office/word/2018/wordml" xmlns:w16du="http://schemas.microsoft.com/office/word/2023/wordml/word16du" xmlns:w16sdtdh="http://schemas.microsoft.com/office/word/2020/wordml/sdtdatahash" xmlns:w16se="http://schemas.microsoft.com/office/word/2015/wordml/symex" xmlns:wpg="http://schemas.microsoft.com/office/word/2010/wordprocessingGroup" xmlns:wpi="http://schemas.microsoft.com/office/word/2010/wordprocessingInk" xmlns:wne="http://schemas.microsoft.com/office/word/2006/wordml" xmlns:wps="http://schemas.microsoft.com/office/word/2010/wordprocessingShape" mc:Ignorable="w14 w15 w16se w16cid w16 w16cex w16sdtdh w16du wp14">
+<w:endnotes xmlns:wpc="http://schemas.microsoft.com/office/word/2010/wordprocessingCanvas" xmlns:cx="http://schemas.microsoft.com/office/drawing/2014/chartex" xmlns:cx1="http://schemas.microsoft.com/office/drawing/2015/9/8/chartex" xmlns:cx2="http://schemas.microsoft.com/office/drawing/2015/10/21/chartex" xmlns:cx3="http://schemas.microsoft.com/office/drawing/2016/5/9/chartex" xmlns:cx4="http://schemas.microsoft.com/office/drawing/2016/5/10/chartex" xmlns:cx5="http://schemas.microsoft.com/office/drawing/2016/5/11/chartex" xmlns:cx6="http://schemas.microsoft.com/office/drawing/2016/5/12/chartex" xmlns:cx7="http://schemas.microsoft.com/office/drawing/2016/5/13/chartex" xmlns:cx8="http://schemas.microsoft.com/office/drawing/2016/5/14/chartex" xmlns:mc="http://schemas.openxmlformats.org/markup-compatibility/2006" xmlns:aink="http://schemas.microsoft.com/office/drawing/2016/ink" xmlns:am3d="http://schemas.microsoft.com/office/drawing/2017/model3d" xmlns:o="urn:schemas-microsoft-com:office:office" xmlns:oel="http://schemas.microsoft.com/office/2019/extlst" xmlns:r="http://schemas.openxmlformats.org/officeDocument/2006/relationships" xmlns:m="http://schemas.openxmlformats.org/officeDocument/2006/math" xmlns:v="urn:schemas-microsoft-com:vml" xmlns:wp14="http://schemas.microsoft.com/office/word/2010/wordprocessingDrawing" xmlns:wp="http://schemas.openxmlformats.org/drawingml/2006/wordprocessingDrawing" xmlns:w10="urn:schemas-microsoft-com:office:word" xmlns:w="http://schemas.openxmlformats.org/wordprocessingml/2006/main" xmlns:w14="http://schemas.microsoft.com/office/word/2010/wordml" xmlns:w15="http://schemas.microsoft.com/office/word/2012/wordml" xmlns:w16cex="http://schemas.microsoft.com/office/word/2018/wordml/cex" xmlns:w16cid="http://schemas.microsoft.com/office/word/2016/wordml/cid" xmlns:w16="http://schemas.microsoft.com/office/word/2018/wordml" xmlns:w16du="http://schemas.microsoft.com/office/word/2023/wordml/word16du" xmlns:w16sdtdh="http://schemas.microsoft.com/office/word/2020/wordml/sdtdatahash" xmlns:w16sdtfl="http://schemas.microsoft.com/office/word/2024/wordml/sdtformatlock" xmlns:w16se="http://schemas.microsoft.com/office/word/2015/wordml/symex" xmlns:wpg="http://schemas.microsoft.com/office/word/2010/wordprocessingGroup" xmlns:wpi="http://schemas.microsoft.com/office/word/2010/wordprocessingInk" xmlns:wne="http://schemas.microsoft.com/office/word/2006/wordml" xmlns:wps="http://schemas.microsoft.com/office/word/2010/wordprocessingShape" mc:Ignorable="w14 w15 w16se w16cid w16 w16cex w16sdtdh w16sdtfl w16du wp14">
   <w:endnote w:type="separator" w:id="-1">
     <w:p>
       <w:pPr>
@@ -1559,7 +1446,7 @@
 </file>
 
 <file path=word/footnotes.xml><?xml version="1.0" encoding="utf-8"?>
-<w:footnotes xmlns:wpc="http://schemas.microsoft.com/office/word/2010/wordprocessingCanvas" xmlns:cx="http://schemas.microsoft.com/office/drawing/2014/chartex" xmlns:cx1="http://schemas.microsoft.com/office/drawing/2015/9/8/chartex" xmlns:cx2="http://schemas.microsoft.com/office/drawing/2015/10/21/chartex" xmlns:cx3="http://schemas.microsoft.com/office/drawing/2016/5/9/chartex" xmlns:cx4="http://schemas.microsoft.com/office/drawing/2016/5/10/chartex" xmlns:cx5="http://schemas.microsoft.com/office/drawing/2016/5/11/chartex" xmlns:cx6="http://schemas.microsoft.com/office/drawing/2016/5/12/chartex" xmlns:cx7="http://schemas.microsoft.com/office/drawing/2016/5/13/chartex" xmlns:cx8="http://schemas.microsoft.com/office/drawing/2016/5/14/chartex" xmlns:mc="http://schemas.openxmlformats.org/markup-compatibility/2006" xmlns:aink="http://schemas.microsoft.com/office/drawing/2016/ink" xmlns:am3d="http://schemas.microsoft.com/office/drawing/2017/model3d" xmlns:o="urn:schemas-microsoft-com:office:office" xmlns:oel="http://schemas.microsoft.com/office/2019/extlst" xmlns:r="http://schemas.openxmlformats.org/officeDocument/2006/relationships" xmlns:m="http://schemas.openxmlformats.org/officeDocument/2006/math" xmlns:v="urn:schemas-microsoft-com:vml" xmlns:wp14="http://schemas.microsoft.com/office/word/2010/wordprocessingDrawing" xmlns:wp="http://schemas.openxmlformats.org/drawingml/2006/wordprocessingDrawing" xmlns:w10="urn:schemas-microsoft-com:office:word" xmlns:w="http://schemas.openxmlformats.org/wordprocessingml/2006/main" xmlns:w14="http://schemas.microsoft.com/office/word/2010/wordml" xmlns:w15="http://schemas.microsoft.com/office/word/2012/wordml" xmlns:w16cex="http://schemas.microsoft.com/office/word/2018/wordml/cex" xmlns:w16cid="http://schemas.microsoft.com/office/word/2016/wordml/cid" xmlns:w16="http://schemas.microsoft.com/office/word/2018/wordml" xmlns:w16du="http://schemas.microsoft.com/office/word/2023/wordml/word16du" xmlns:w16sdtdh="http://schemas.microsoft.com/office/word/2020/wordml/sdtdatahash" xmlns:w16se="http://schemas.microsoft.com/office/word/2015/wordml/symex" xmlns:wpg="http://schemas.microsoft.com/office/word/2010/wordprocessingGroup" xmlns:wpi="http://schemas.microsoft.com/office/word/2010/wordprocessingInk" xmlns:wne="http://schemas.microsoft.com/office/word/2006/wordml" xmlns:wps="http://schemas.microsoft.com/office/word/2010/wordprocessingShape" mc:Ignorable="w14 w15 w16se w16cid w16 w16cex w16sdtdh w16du wp14">
+<w:footnotes xmlns:wpc="http://schemas.microsoft.com/office/word/2010/wordprocessingCanvas" xmlns:cx="http://schemas.microsoft.com/office/drawing/2014/chartex" xmlns:cx1="http://schemas.microsoft.com/office/drawing/2015/9/8/chartex" xmlns:cx2="http://schemas.microsoft.com/office/drawing/2015/10/21/chartex" xmlns:cx3="http://schemas.microsoft.com/office/drawing/2016/5/9/chartex" xmlns:cx4="http://schemas.microsoft.com/office/drawing/2016/5/10/chartex" xmlns:cx5="http://schemas.microsoft.com/office/drawing/2016/5/11/chartex" xmlns:cx6="http://schemas.microsoft.com/office/drawing/2016/5/12/chartex" xmlns:cx7="http://schemas.microsoft.com/office/drawing/2016/5/13/chartex" xmlns:cx8="http://schemas.microsoft.com/office/drawing/2016/5/14/chartex" xmlns:mc="http://schemas.openxmlformats.org/markup-compatibility/2006" xmlns:aink="http://schemas.microsoft.com/office/drawing/2016/ink" xmlns:am3d="http://schemas.microsoft.com/office/drawing/2017/model3d" xmlns:o="urn:schemas-microsoft-com:office:office" xmlns:oel="http://schemas.microsoft.com/office/2019/extlst" xmlns:r="http://schemas.openxmlformats.org/officeDocument/2006/relationships" xmlns:m="http://schemas.openxmlformats.org/officeDocument/2006/math" xmlns:v="urn:schemas-microsoft-com:vml" xmlns:wp14="http://schemas.microsoft.com/office/word/2010/wordprocessingDrawing" xmlns:wp="http://schemas.openxmlformats.org/drawingml/2006/wordprocessingDrawing" xmlns:w10="urn:schemas-microsoft-com:office:word" xmlns:w="http://schemas.openxmlformats.org/wordprocessingml/2006/main" xmlns:w14="http://schemas.microsoft.com/office/word/2010/wordml" xmlns:w15="http://schemas.microsoft.com/office/word/2012/wordml" xmlns:w16cex="http://schemas.microsoft.com/office/word/2018/wordml/cex" xmlns:w16cid="http://schemas.microsoft.com/office/word/2016/wordml/cid" xmlns:w16="http://schemas.microsoft.com/office/word/2018/wordml" xmlns:w16du="http://schemas.microsoft.com/office/word/2023/wordml/word16du" xmlns:w16sdtdh="http://schemas.microsoft.com/office/word/2020/wordml/sdtdatahash" xmlns:w16sdtfl="http://schemas.microsoft.com/office/word/2024/wordml/sdtformatlock" xmlns:w16se="http://schemas.microsoft.com/office/word/2015/wordml/symex" xmlns:wpg="http://schemas.microsoft.com/office/word/2010/wordprocessingGroup" xmlns:wpi="http://schemas.microsoft.com/office/word/2010/wordprocessingInk" xmlns:wne="http://schemas.microsoft.com/office/word/2006/wordml" xmlns:wps="http://schemas.microsoft.com/office/word/2010/wordprocessingShape" mc:Ignorable="w14 w15 w16se w16cid w16 w16cex w16sdtdh w16sdtfl w16du wp14">
   <w:footnote w:type="separator" w:id="-1">
     <w:p>
       <w:pPr>
@@ -1587,7 +1474,7 @@
 </file>
 
 <file path=word/numbering.xml><?xml version="1.0" encoding="utf-8"?>
-<w:numbering xmlns:wpc="http://schemas.microsoft.com/office/word/2010/wordprocessingCanvas" xmlns:cx="http://schemas.microsoft.com/office/drawing/2014/chartex" xmlns:cx1="http://schemas.microsoft.com/office/drawing/2015/9/8/chartex" xmlns:cx2="http://schemas.microsoft.com/office/drawing/2015/10/21/chartex" xmlns:cx3="http://schemas.microsoft.com/office/drawing/2016/5/9/chartex" xmlns:cx4="http://schemas.microsoft.com/office/drawing/2016/5/10/chartex" xmlns:cx5="http://schemas.microsoft.com/office/drawing/2016/5/11/chartex" xmlns:cx6="http://schemas.microsoft.com/office/drawing/2016/5/12/chartex" xmlns:cx7="http://schemas.microsoft.com/office/drawing/2016/5/13/chartex" xmlns:cx8="http://schemas.microsoft.com/office/drawing/2016/5/14/chartex" xmlns:mc="http://schemas.openxmlformats.org/markup-compatibility/2006" xmlns:aink="http://schemas.microsoft.com/office/drawing/2016/ink" xmlns:am3d="http://schemas.microsoft.com/office/drawing/2017/model3d" xmlns:o="urn:schemas-microsoft-com:office:office" xmlns:oel="http://schemas.microsoft.com/office/2019/extlst" xmlns:r="http://schemas.openxmlformats.org/officeDocument/2006/relationships" xmlns:m="http://schemas.openxmlformats.org/officeDocument/2006/math" xmlns:v="urn:schemas-microsoft-com:vml" xmlns:wp14="http://schemas.microsoft.com/office/word/2010/wordprocessingDrawing" xmlns:wp="http://schemas.openxmlformats.org/drawingml/2006/wordprocessingDrawing" xmlns:w10="urn:schemas-microsoft-com:office:word" xmlns:w="http://schemas.openxmlformats.org/wordprocessingml/2006/main" xmlns:w14="http://schemas.microsoft.com/office/word/2010/wordml" xmlns:w15="http://schemas.microsoft.com/office/word/2012/wordml" xmlns:w16cex="http://schemas.microsoft.com/office/word/2018/wordml/cex" xmlns:w16cid="http://schemas.microsoft.com/office/word/2016/wordml/cid" xmlns:w16="http://schemas.microsoft.com/office/word/2018/wordml" xmlns:w16du="http://schemas.microsoft.com/office/word/2023/wordml/word16du" xmlns:w16sdtdh="http://schemas.microsoft.com/office/word/2020/wordml/sdtdatahash" xmlns:w16se="http://schemas.microsoft.com/office/word/2015/wordml/symex" xmlns:wpg="http://schemas.microsoft.com/office/word/2010/wordprocessingGroup" xmlns:wpi="http://schemas.microsoft.com/office/word/2010/wordprocessingInk" xmlns:wne="http://schemas.microsoft.com/office/word/2006/wordml" xmlns:wps="http://schemas.microsoft.com/office/word/2010/wordprocessingShape" mc:Ignorable="w14 w15 w16se w16cid w16 w16cex w16sdtdh w16du wp14">
+<w:numbering xmlns:wpc="http://schemas.microsoft.com/office/word/2010/wordprocessingCanvas" xmlns:cx="http://schemas.microsoft.com/office/drawing/2014/chartex" xmlns:cx1="http://schemas.microsoft.com/office/drawing/2015/9/8/chartex" xmlns:cx2="http://schemas.microsoft.com/office/drawing/2015/10/21/chartex" xmlns:cx3="http://schemas.microsoft.com/office/drawing/2016/5/9/chartex" xmlns:cx4="http://schemas.microsoft.com/office/drawing/2016/5/10/chartex" xmlns:cx5="http://schemas.microsoft.com/office/drawing/2016/5/11/chartex" xmlns:cx6="http://schemas.microsoft.com/office/drawing/2016/5/12/chartex" xmlns:cx7="http://schemas.microsoft.com/office/drawing/2016/5/13/chartex" xmlns:cx8="http://schemas.microsoft.com/office/drawing/2016/5/14/chartex" xmlns:mc="http://schemas.openxmlformats.org/markup-compatibility/2006" xmlns:aink="http://schemas.microsoft.com/office/drawing/2016/ink" xmlns:am3d="http://schemas.microsoft.com/office/drawing/2017/model3d" xmlns:o="urn:schemas-microsoft-com:office:office" xmlns:oel="http://schemas.microsoft.com/office/2019/extlst" xmlns:r="http://schemas.openxmlformats.org/officeDocument/2006/relationships" xmlns:m="http://schemas.openxmlformats.org/officeDocument/2006/math" xmlns:v="urn:schemas-microsoft-com:vml" xmlns:wp14="http://schemas.microsoft.com/office/word/2010/wordprocessingDrawing" xmlns:wp="http://schemas.openxmlformats.org/drawingml/2006/wordprocessingDrawing" xmlns:w10="urn:schemas-microsoft-com:office:word" xmlns:w="http://schemas.openxmlformats.org/wordprocessingml/2006/main" xmlns:w14="http://schemas.microsoft.com/office/word/2010/wordml" xmlns:w15="http://schemas.microsoft.com/office/word/2012/wordml" xmlns:w16cex="http://schemas.microsoft.com/office/word/2018/wordml/cex" xmlns:w16cid="http://schemas.microsoft.com/office/word/2016/wordml/cid" xmlns:w16="http://schemas.microsoft.com/office/word/2018/wordml" xmlns:w16du="http://schemas.microsoft.com/office/word/2023/wordml/word16du" xmlns:w16sdtdh="http://schemas.microsoft.com/office/word/2020/wordml/sdtdatahash" xmlns:w16sdtfl="http://schemas.microsoft.com/office/word/2024/wordml/sdtformatlock" xmlns:w16se="http://schemas.microsoft.com/office/word/2015/wordml/symex" xmlns:wpg="http://schemas.microsoft.com/office/word/2010/wordprocessingGroup" xmlns:wpi="http://schemas.microsoft.com/office/word/2010/wordprocessingInk" xmlns:wne="http://schemas.microsoft.com/office/word/2006/wordml" xmlns:wps="http://schemas.microsoft.com/office/word/2010/wordprocessingShape" mc:Ignorable="w14 w15 w16se w16cid w16 w16cex w16sdtdh w16sdtfl w16du wp14">
   <w:abstractNum w:abstractNumId="0" w15:restartNumberingAfterBreak="0">
     <w:nsid w:val="05566C3A"/>
     <w:multiLevelType w:val="multilevel"/>
@@ -1679,7 +1566,7 @@
         <w:ind w:left="720" w:hanging="360"/>
       </w:pPr>
       <w:rPr>
-        <w:rFonts w:hint="default" w:ascii="Symbol" w:hAnsi="Symbol"/>
+        <w:rFonts w:ascii="Symbol" w:hAnsi="Symbol" w:hint="default"/>
       </w:rPr>
     </w:lvl>
     <w:lvl w:ilvl="1" w:tplc="E514D87E">
@@ -1691,7 +1578,7 @@
         <w:ind w:left="1440" w:hanging="360"/>
       </w:pPr>
       <w:rPr>
-        <w:rFonts w:hint="default" w:ascii="Symbol" w:hAnsi="Symbol"/>
+        <w:rFonts w:ascii="Symbol" w:hAnsi="Symbol" w:hint="default"/>
       </w:rPr>
     </w:lvl>
     <w:lvl w:ilvl="2" w:tplc="E90AA8CE">
@@ -1703,7 +1590,7 @@
         <w:ind w:left="2160" w:hanging="360"/>
       </w:pPr>
       <w:rPr>
-        <w:rFonts w:hint="default" w:ascii="Wingdings" w:hAnsi="Wingdings"/>
+        <w:rFonts w:ascii="Wingdings" w:hAnsi="Wingdings" w:hint="default"/>
       </w:rPr>
     </w:lvl>
     <w:lvl w:ilvl="3" w:tplc="82602FCE">
@@ -1715,7 +1602,7 @@
         <w:ind w:left="2880" w:hanging="360"/>
       </w:pPr>
       <w:rPr>
-        <w:rFonts w:hint="default" w:ascii="Symbol" w:hAnsi="Symbol"/>
+        <w:rFonts w:ascii="Symbol" w:hAnsi="Symbol" w:hint="default"/>
       </w:rPr>
     </w:lvl>
     <w:lvl w:ilvl="4" w:tplc="4A921A50">
@@ -1727,7 +1614,7 @@
         <w:ind w:left="3600" w:hanging="360"/>
       </w:pPr>
       <w:rPr>
-        <w:rFonts w:hint="default" w:ascii="Courier New" w:hAnsi="Courier New"/>
+        <w:rFonts w:ascii="Courier New" w:hAnsi="Courier New" w:hint="default"/>
       </w:rPr>
     </w:lvl>
     <w:lvl w:ilvl="5" w:tplc="CDC4946C">
@@ -1739,7 +1626,7 @@
         <w:ind w:left="4320" w:hanging="360"/>
       </w:pPr>
       <w:rPr>
-        <w:rFonts w:hint="default" w:ascii="Wingdings" w:hAnsi="Wingdings"/>
+        <w:rFonts w:ascii="Wingdings" w:hAnsi="Wingdings" w:hint="default"/>
       </w:rPr>
     </w:lvl>
     <w:lvl w:ilvl="6" w:tplc="90C0BEE8">
@@ -1751,7 +1638,7 @@
         <w:ind w:left="5040" w:hanging="360"/>
       </w:pPr>
       <w:rPr>
-        <w:rFonts w:hint="default" w:ascii="Symbol" w:hAnsi="Symbol"/>
+        <w:rFonts w:ascii="Symbol" w:hAnsi="Symbol" w:hint="default"/>
       </w:rPr>
     </w:lvl>
     <w:lvl w:ilvl="7" w:tplc="755603BE">
@@ -1763,7 +1650,7 @@
         <w:ind w:left="5760" w:hanging="360"/>
       </w:pPr>
       <w:rPr>
-        <w:rFonts w:hint="default" w:ascii="Courier New" w:hAnsi="Courier New"/>
+        <w:rFonts w:ascii="Courier New" w:hAnsi="Courier New" w:hint="default"/>
       </w:rPr>
     </w:lvl>
     <w:lvl w:ilvl="8" w:tplc="E05A857C">
@@ -1775,7 +1662,7 @@
         <w:ind w:left="6480" w:hanging="360"/>
       </w:pPr>
       <w:rPr>
-        <w:rFonts w:hint="default" w:ascii="Wingdings" w:hAnsi="Wingdings"/>
+        <w:rFonts w:ascii="Wingdings" w:hAnsi="Wingdings" w:hint="default"/>
       </w:rPr>
     </w:lvl>
   </w:abstractNum>
@@ -1796,7 +1683,7 @@
       <w:lvlText w:val=""/>
       <w:lvlJc w:val="left"/>
       <w:rPr>
-        <w:rFonts w:hint="default" w:ascii="Symbol" w:hAnsi="Symbol"/>
+        <w:rFonts w:ascii="Symbol" w:hAnsi="Symbol" w:hint="default"/>
       </w:rPr>
     </w:lvl>
     <w:lvl w:ilvl="2">
@@ -1945,11 +1832,11 @@
 </file>
 
 <file path=word/styles.xml><?xml version="1.0" encoding="utf-8"?>
-<w:styles xmlns:mc="http://schemas.openxmlformats.org/markup-compatibility/2006" xmlns:r="http://schemas.openxmlformats.org/officeDocument/2006/relationships" xmlns:w="http://schemas.openxmlformats.org/wordprocessingml/2006/main" xmlns:w14="http://schemas.microsoft.com/office/word/2010/wordml" xmlns:w15="http://schemas.microsoft.com/office/word/2012/wordml" xmlns:w16cex="http://schemas.microsoft.com/office/word/2018/wordml/cex" xmlns:w16cid="http://schemas.microsoft.com/office/word/2016/wordml/cid" xmlns:w16="http://schemas.microsoft.com/office/word/2018/wordml" xmlns:w16du="http://schemas.microsoft.com/office/word/2023/wordml/word16du" xmlns:w16sdtdh="http://schemas.microsoft.com/office/word/2020/wordml/sdtdatahash" xmlns:w16se="http://schemas.microsoft.com/office/word/2015/wordml/symex" mc:Ignorable="w14 w15 w16se w16cid w16 w16cex w16sdtdh w16du">
+<w:styles xmlns:mc="http://schemas.openxmlformats.org/markup-compatibility/2006" xmlns:r="http://schemas.openxmlformats.org/officeDocument/2006/relationships" xmlns:w="http://schemas.openxmlformats.org/wordprocessingml/2006/main" xmlns:w14="http://schemas.microsoft.com/office/word/2010/wordml" xmlns:w15="http://schemas.microsoft.com/office/word/2012/wordml" xmlns:w16cex="http://schemas.microsoft.com/office/word/2018/wordml/cex" xmlns:w16cid="http://schemas.microsoft.com/office/word/2016/wordml/cid" xmlns:w16="http://schemas.microsoft.com/office/word/2018/wordml" xmlns:w16du="http://schemas.microsoft.com/office/word/2023/wordml/word16du" xmlns:w16sdtdh="http://schemas.microsoft.com/office/word/2020/wordml/sdtdatahash" xmlns:w16sdtfl="http://schemas.microsoft.com/office/word/2024/wordml/sdtformatlock" xmlns:w16se="http://schemas.microsoft.com/office/word/2015/wordml/symex" mc:Ignorable="w14 w15 w16se w16cid w16 w16cex w16sdtdh w16sdtfl w16du">
   <w:docDefaults>
     <w:rPrDefault>
       <w:rPr>
-        <w:rFonts w:ascii="Calibri" w:hAnsi="Calibri" w:eastAsia="宋体" w:cs="F"/>
+        <w:rFonts w:ascii="Calibri" w:eastAsia="SimSun" w:hAnsi="Calibri" w:cs="F"/>
         <w:kern w:val="3"/>
         <w:sz w:val="22"/>
         <w:szCs w:val="22"/>
@@ -1969,14 +1856,14 @@
   <w:latentStyles w:defLockedState="0" w:defUIPriority="99" w:defSemiHidden="0" w:defUnhideWhenUsed="0" w:defQFormat="0" w:count="376">
     <w:lsdException w:name="Normal" w:uiPriority="0" w:qFormat="1"/>
     <w:lsdException w:name="heading 1" w:uiPriority="9" w:qFormat="1"/>
-    <w:lsdException w:name="heading 2" w:uiPriority="9" w:semiHidden="1" w:unhideWhenUsed="1" w:qFormat="1"/>
-    <w:lsdException w:name="heading 3" w:uiPriority="9" w:semiHidden="1" w:unhideWhenUsed="1" w:qFormat="1"/>
-    <w:lsdException w:name="heading 4" w:uiPriority="9" w:semiHidden="1" w:unhideWhenUsed="1" w:qFormat="1"/>
-    <w:lsdException w:name="heading 5" w:uiPriority="9" w:semiHidden="1" w:unhideWhenUsed="1" w:qFormat="1"/>
-    <w:lsdException w:name="heading 6" w:uiPriority="9" w:semiHidden="1" w:unhideWhenUsed="1" w:qFormat="1"/>
-    <w:lsdException w:name="heading 7" w:uiPriority="9" w:semiHidden="1" w:unhideWhenUsed="1" w:qFormat="1"/>
-    <w:lsdException w:name="heading 8" w:uiPriority="9" w:semiHidden="1" w:unhideWhenUsed="1" w:qFormat="1"/>
-    <w:lsdException w:name="heading 9" w:uiPriority="9" w:semiHidden="1" w:unhideWhenUsed="1" w:qFormat="1"/>
+    <w:lsdException w:name="heading 2" w:semiHidden="1" w:uiPriority="9" w:unhideWhenUsed="1" w:qFormat="1"/>
+    <w:lsdException w:name="heading 3" w:semiHidden="1" w:uiPriority="9" w:unhideWhenUsed="1" w:qFormat="1"/>
+    <w:lsdException w:name="heading 4" w:semiHidden="1" w:uiPriority="9" w:unhideWhenUsed="1" w:qFormat="1"/>
+    <w:lsdException w:name="heading 5" w:semiHidden="1" w:uiPriority="9" w:unhideWhenUsed="1" w:qFormat="1"/>
+    <w:lsdException w:name="heading 6" w:semiHidden="1" w:uiPriority="9" w:unhideWhenUsed="1" w:qFormat="1"/>
+    <w:lsdException w:name="heading 7" w:semiHidden="1" w:uiPriority="9" w:unhideWhenUsed="1" w:qFormat="1"/>
+    <w:lsdException w:name="heading 8" w:semiHidden="1" w:uiPriority="9" w:unhideWhenUsed="1" w:qFormat="1"/>
+    <w:lsdException w:name="heading 9" w:semiHidden="1" w:uiPriority="9" w:unhideWhenUsed="1" w:qFormat="1"/>
     <w:lsdException w:name="index 1" w:semiHidden="1" w:unhideWhenUsed="1"/>
     <w:lsdException w:name="index 2" w:semiHidden="1" w:unhideWhenUsed="1"/>
     <w:lsdException w:name="index 3" w:semiHidden="1" w:unhideWhenUsed="1"/>
@@ -1986,22 +1873,22 @@
     <w:lsdException w:name="index 7" w:semiHidden="1" w:unhideWhenUsed="1"/>
     <w:lsdException w:name="index 8" w:semiHidden="1" w:unhideWhenUsed="1"/>
     <w:lsdException w:name="index 9" w:semiHidden="1" w:unhideWhenUsed="1"/>
-    <w:lsdException w:name="toc 1" w:uiPriority="39" w:semiHidden="1" w:unhideWhenUsed="1"/>
-    <w:lsdException w:name="toc 2" w:uiPriority="39" w:semiHidden="1" w:unhideWhenUsed="1"/>
-    <w:lsdException w:name="toc 3" w:uiPriority="39" w:semiHidden="1" w:unhideWhenUsed="1"/>
-    <w:lsdException w:name="toc 4" w:uiPriority="39" w:semiHidden="1" w:unhideWhenUsed="1"/>
-    <w:lsdException w:name="toc 5" w:uiPriority="39" w:semiHidden="1" w:unhideWhenUsed="1"/>
-    <w:lsdException w:name="toc 6" w:uiPriority="39" w:semiHidden="1" w:unhideWhenUsed="1"/>
-    <w:lsdException w:name="toc 7" w:uiPriority="39" w:semiHidden="1" w:unhideWhenUsed="1"/>
-    <w:lsdException w:name="toc 8" w:uiPriority="39" w:semiHidden="1" w:unhideWhenUsed="1"/>
-    <w:lsdException w:name="toc 9" w:uiPriority="39" w:semiHidden="1" w:unhideWhenUsed="1"/>
+    <w:lsdException w:name="toc 1" w:semiHidden="1" w:uiPriority="39" w:unhideWhenUsed="1"/>
+    <w:lsdException w:name="toc 2" w:semiHidden="1" w:uiPriority="39" w:unhideWhenUsed="1"/>
+    <w:lsdException w:name="toc 3" w:semiHidden="1" w:uiPriority="39" w:unhideWhenUsed="1"/>
+    <w:lsdException w:name="toc 4" w:semiHidden="1" w:uiPriority="39" w:unhideWhenUsed="1"/>
+    <w:lsdException w:name="toc 5" w:semiHidden="1" w:uiPriority="39" w:unhideWhenUsed="1"/>
+    <w:lsdException w:name="toc 6" w:semiHidden="1" w:uiPriority="39" w:unhideWhenUsed="1"/>
+    <w:lsdException w:name="toc 7" w:semiHidden="1" w:uiPriority="39" w:unhideWhenUsed="1"/>
+    <w:lsdException w:name="toc 8" w:semiHidden="1" w:uiPriority="39" w:unhideWhenUsed="1"/>
+    <w:lsdException w:name="toc 9" w:semiHidden="1" w:uiPriority="39" w:unhideWhenUsed="1"/>
     <w:lsdException w:name="Normal Indent" w:semiHidden="1" w:unhideWhenUsed="1"/>
     <w:lsdException w:name="footnote text" w:semiHidden="1" w:unhideWhenUsed="1"/>
     <w:lsdException w:name="annotation text" w:semiHidden="1" w:unhideWhenUsed="1"/>
     <w:lsdException w:name="header" w:semiHidden="1" w:unhideWhenUsed="1"/>
     <w:lsdException w:name="footer" w:semiHidden="1" w:unhideWhenUsed="1"/>
     <w:lsdException w:name="index heading" w:semiHidden="1" w:unhideWhenUsed="1"/>
-    <w:lsdException w:name="caption" w:uiPriority="35" w:semiHidden="1" w:unhideWhenUsed="1" w:qFormat="1"/>
+    <w:lsdException w:name="caption" w:semiHidden="1" w:uiPriority="35" w:unhideWhenUsed="1" w:qFormat="1"/>
     <w:lsdException w:name="table of figures" w:semiHidden="1" w:unhideWhenUsed="1"/>
     <w:lsdException w:name="envelope address" w:semiHidden="1" w:unhideWhenUsed="1"/>
     <w:lsdException w:name="envelope return" w:semiHidden="1" w:unhideWhenUsed="1"/>
@@ -2032,7 +1919,7 @@
     <w:lsdException w:name="Title" w:uiPriority="10" w:qFormat="1"/>
     <w:lsdException w:name="Closing" w:semiHidden="1" w:unhideWhenUsed="1"/>
     <w:lsdException w:name="Signature" w:semiHidden="1" w:unhideWhenUsed="1"/>
-    <w:lsdException w:name="Default Paragraph Font" w:uiPriority="1" w:semiHidden="1" w:unhideWhenUsed="1"/>
+    <w:lsdException w:name="Default Paragraph Font" w:semiHidden="1" w:uiPriority="1" w:unhideWhenUsed="1"/>
     <w:lsdException w:name="Body Text" w:semiHidden="1" w:unhideWhenUsed="1"/>
     <w:lsdException w:name="Body Text Indent" w:semiHidden="1" w:unhideWhenUsed="1"/>
     <w:lsdException w:name="List Continue" w:semiHidden="1" w:unhideWhenUsed="1"/>
@@ -2232,8 +2119,8 @@
     <w:lsdException w:name="Subtle Reference" w:uiPriority="31" w:qFormat="1"/>
     <w:lsdException w:name="Intense Reference" w:uiPriority="32" w:qFormat="1"/>
     <w:lsdException w:name="Book Title" w:uiPriority="33" w:qFormat="1"/>
-    <w:lsdException w:name="Bibliography" w:uiPriority="37" w:semiHidden="1" w:unhideWhenUsed="1"/>
-    <w:lsdException w:name="TOC Heading" w:uiPriority="39" w:semiHidden="1" w:unhideWhenUsed="1" w:qFormat="1"/>
+    <w:lsdException w:name="Bibliography" w:semiHidden="1" w:uiPriority="37" w:unhideWhenUsed="1"/>
+    <w:lsdException w:name="TOC Heading" w:semiHidden="1" w:uiPriority="39" w:unhideWhenUsed="1" w:qFormat="1"/>
     <w:lsdException w:name="Plain Table 1" w:uiPriority="41"/>
     <w:lsdException w:name="Plain Table 2" w:uiPriority="42"/>
     <w:lsdException w:name="Plain Table 3" w:uiPriority="43"/>
@@ -2344,7 +2231,7 @@
     <w:lsdException w:name="Unresolved Mention" w:semiHidden="1" w:unhideWhenUsed="1"/>
     <w:lsdException w:name="Smart Link" w:semiHidden="1" w:unhideWhenUsed="1"/>
   </w:latentStyles>
-  <w:style w:type="paragraph" w:styleId="Normal" w:default="1">
+  <w:style w:type="paragraph" w:default="1" w:styleId="Normal">
     <w:name w:val="Normal"/>
     <w:qFormat/>
   </w:style>
@@ -2367,13 +2254,13 @@
       <w:szCs w:val="28"/>
     </w:rPr>
   </w:style>
-  <w:style w:type="character" w:styleId="DefaultParagraphFont" w:default="1">
+  <w:style w:type="character" w:default="1" w:styleId="DefaultParagraphFont">
     <w:name w:val="Default Paragraph Font"/>
     <w:uiPriority w:val="1"/>
     <w:semiHidden/>
     <w:unhideWhenUsed/>
   </w:style>
-  <w:style w:type="table" w:styleId="TableNormal" w:default="1">
+  <w:style w:type="table" w:default="1" w:styleId="TableNormal">
     <w:name w:val="Normal Table"/>
     <w:uiPriority w:val="99"/>
     <w:semiHidden/>
@@ -2388,19 +2275,19 @@
       </w:tblCellMar>
     </w:tblPr>
   </w:style>
-  <w:style w:type="numbering" w:styleId="NoList" w:default="1">
+  <w:style w:type="numbering" w:default="1" w:styleId="NoList">
     <w:name w:val="No List"/>
     <w:uiPriority w:val="99"/>
     <w:semiHidden/>
     <w:unhideWhenUsed/>
   </w:style>
-  <w:style w:type="paragraph" w:styleId="Standard" w:customStyle="1">
+  <w:style w:type="paragraph" w:customStyle="1" w:styleId="Standard">
     <w:name w:val="Standard"/>
     <w:pPr>
       <w:widowControl/>
     </w:pPr>
   </w:style>
-  <w:style w:type="paragraph" w:styleId="Heading" w:customStyle="1">
+  <w:style w:type="paragraph" w:customStyle="1" w:styleId="Heading">
     <w:name w:val="Heading"/>
     <w:basedOn w:val="Standard"/>
     <w:next w:val="Textbody"/>
@@ -2414,7 +2301,7 @@
       <w:szCs w:val="28"/>
     </w:rPr>
   </w:style>
-  <w:style w:type="paragraph" w:styleId="Textbody" w:customStyle="1">
+  <w:style w:type="paragraph" w:customStyle="1" w:styleId="Textbody">
     <w:name w:val="Text body"/>
     <w:basedOn w:val="Standard"/>
     <w:pPr>
@@ -2443,7 +2330,7 @@
       <w:szCs w:val="24"/>
     </w:rPr>
   </w:style>
-  <w:style w:type="paragraph" w:styleId="Index" w:customStyle="1">
+  <w:style w:type="paragraph" w:customStyle="1" w:styleId="Index">
     <w:name w:val="Index"/>
     <w:basedOn w:val="Standard"/>
     <w:pPr>
@@ -2472,7 +2359,7 @@
       <w:szCs w:val="16"/>
     </w:rPr>
   </w:style>
-  <w:style w:type="character" w:styleId="Heading1Char" w:customStyle="1">
+  <w:style w:type="character" w:customStyle="1" w:styleId="Heading1Char">
     <w:name w:val="Heading 1 Char"/>
     <w:basedOn w:val="DefaultParagraphFont"/>
     <w:rPr>
@@ -2484,7 +2371,7 @@
       <w:szCs w:val="28"/>
     </w:rPr>
   </w:style>
-  <w:style w:type="character" w:styleId="BalloonTextChar" w:customStyle="1">
+  <w:style w:type="character" w:customStyle="1" w:styleId="BalloonTextChar">
     <w:name w:val="Balloon Text Char"/>
     <w:basedOn w:val="DefaultParagraphFont"/>
     <w:rPr>
@@ -2493,20 +2380,20 @@
       <w:szCs w:val="16"/>
     </w:rPr>
   </w:style>
-  <w:style w:type="character" w:styleId="ListLabel1" w:customStyle="1">
+  <w:style w:type="character" w:customStyle="1" w:styleId="ListLabel1">
     <w:name w:val="ListLabel 1"/>
     <w:rPr>
       <w:rFonts w:cs="Courier New"/>
     </w:rPr>
   </w:style>
-  <w:style w:type="character" w:styleId="Internetlink" w:customStyle="1">
+  <w:style w:type="character" w:customStyle="1" w:styleId="Internetlink">
     <w:name w:val="Internet link"/>
     <w:rPr>
       <w:color w:val="000080"/>
       <w:u w:val="single"/>
     </w:rPr>
   </w:style>
-  <w:style w:type="numbering" w:styleId="WWNum1" w:customStyle="1">
+  <w:style w:type="numbering" w:customStyle="1" w:styleId="WWNum1">
     <w:name w:val="WWNum1"/>
     <w:basedOn w:val="NoList"/>
     <w:pPr>
@@ -2515,7 +2402,7 @@
       </w:numPr>
     </w:pPr>
   </w:style>
-  <w:style w:type="numbering" w:styleId="WWNum2" w:customStyle="1">
+  <w:style w:type="numbering" w:customStyle="1" w:styleId="WWNum2">
     <w:name w:val="WWNum2"/>
     <w:basedOn w:val="NoList"/>
     <w:pPr>
@@ -2524,7 +2411,7 @@
       </w:numPr>
     </w:pPr>
   </w:style>
-  <w:style w:type="numbering" w:styleId="WWNum3" w:customStyle="1">
+  <w:style w:type="numbering" w:customStyle="1" w:styleId="WWNum3">
     <w:name w:val="WWNum3"/>
     <w:basedOn w:val="NoList"/>
     <w:pPr>
@@ -2571,7 +2458,7 @@
       <w:szCs w:val="20"/>
     </w:rPr>
   </w:style>
-  <w:style w:type="character" w:styleId="CommentTextChar" w:customStyle="1">
+  <w:style w:type="character" w:customStyle="1" w:styleId="CommentTextChar">
     <w:name w:val="Comment Text Char"/>
     <w:basedOn w:val="DefaultParagraphFont"/>
     <w:link w:val="CommentText"/>
@@ -2596,7 +2483,7 @@
       <w:bCs/>
     </w:rPr>
   </w:style>
-  <w:style w:type="character" w:styleId="CommentSubjectChar" w:customStyle="1">
+  <w:style w:type="character" w:customStyle="1" w:styleId="CommentSubjectChar">
     <w:name w:val="Comment Subject Char"/>
     <w:basedOn w:val="CommentTextChar"/>
     <w:link w:val="CommentSubject"/>
